--- a/CGS4144_Assn2.docx
+++ b/CGS4144_Assn2.docx
@@ -1,6 +1,6 @@
 
 <file path=word/document.xml><?xml version="1.0" encoding="utf-8"?>
-<w:document xmlns:wpc="http://schemas.microsoft.com/office/word/2010/wordprocessingCanvas" xmlns:cx="http://schemas.microsoft.com/office/drawing/2014/chartex" xmlns:cx1="http://schemas.microsoft.com/office/drawing/2015/9/8/chartex" xmlns:cx2="http://schemas.microsoft.com/office/drawing/2015/10/21/chartex" xmlns:cx3="http://schemas.microsoft.com/office/drawing/2016/5/9/chartex" xmlns:cx4="http://schemas.microsoft.com/office/drawing/2016/5/10/chartex" xmlns:cx5="http://schemas.microsoft.com/office/drawing/2016/5/11/chartex" xmlns:cx6="http://schemas.microsoft.com/office/drawing/2016/5/12/chartex" xmlns:cx7="http://schemas.microsoft.com/office/drawing/2016/5/13/chartex" xmlns:cx8="http://schemas.microsoft.com/office/drawing/2016/5/14/chartex" xmlns:mc="http://schemas.openxmlformats.org/markup-compatibility/2006" xmlns:m="http://schemas.openxmlformats.org/officeDocument/2006/math" xmlns:aink="http://schemas.microsoft.com/office/drawing/2016/ink" xmlns:am3d="http://schemas.microsoft.com/office/drawing/2017/model3d" xmlns:oel="http://schemas.microsoft.com/office/2019/extlst" xmlns:r="http://schemas.openxmlformats.org/officeDocument/2006/relationships" xmlns:wp14="http://schemas.microsoft.com/office/word/2010/wordprocessingDrawing" xmlns:wp="http://schemas.openxmlformats.org/drawingml/2006/wordprocessingDrawing" xmlns:wpg="http://schemas.microsoft.com/office/word/2010/wordprocessingGroup" xmlns:wpi="http://schemas.microsoft.com/office/word/2010/wordprocessingInk" xmlns:wps="http://schemas.microsoft.com/office/word/2010/wordprocessingShape" xmlns:o="urn:schemas-microsoft-com:office:office" xmlns:v="urn:schemas-microsoft-com:vml" xmlns:w10="urn:schemas-microsoft-com:office:word" xmlns:w="http://schemas.openxmlformats.org/wordprocessingml/2006/main" xmlns:w14="http://schemas.microsoft.com/office/word/2010/wordml" xmlns:w15="http://schemas.microsoft.com/office/word/2012/wordml" xmlns:w16cei="http://schemas.microsoft.com/office/word/2026/wordml/cei" xmlns:w16cex="http://schemas.microsoft.com/office/word/2018/wordml/cex" xmlns:w16cid="http://schemas.microsoft.com/office/word/2016/wordml/cid" xmlns:w16="http://schemas.microsoft.com/office/word/2018/wordml" xmlns:w16sdtdh="http://schemas.microsoft.com/office/word/2020/wordml/sdtdatahash" xmlns:w16sdtfl="http://schemas.microsoft.com/office/word/2024/wordml/sdtformatlock" xmlns:w16se="http://schemas.microsoft.com/office/word/2015/wordml/symex" xmlns:w16du="http://schemas.microsoft.com/office/word/2023/wordml/word16du" xmlns:wne="http://schemas.microsoft.com/office/word/2006/wordml" mc:Ignorable="w14 w15 w16se w16cid w16 w16cex w16sdtdh w16sdtfl w16du wp14">
+<w:document xmlns:wpc="http://schemas.microsoft.com/office/word/2010/wordprocessingCanvas" xmlns:cx="http://schemas.microsoft.com/office/drawing/2014/chartex" xmlns:cx1="http://schemas.microsoft.com/office/drawing/2015/9/8/chartex" xmlns:cx2="http://schemas.microsoft.com/office/drawing/2015/10/21/chartex" xmlns:cx3="http://schemas.microsoft.com/office/drawing/2016/5/9/chartex" xmlns:cx4="http://schemas.microsoft.com/office/drawing/2016/5/10/chartex" xmlns:cx5="http://schemas.microsoft.com/office/drawing/2016/5/11/chartex" xmlns:cx6="http://schemas.microsoft.com/office/drawing/2016/5/12/chartex" xmlns:cx7="http://schemas.microsoft.com/office/drawing/2016/5/13/chartex" xmlns:cx8="http://schemas.microsoft.com/office/drawing/2016/5/14/chartex" xmlns:mc="http://schemas.openxmlformats.org/markup-compatibility/2006" xmlns:aink="http://schemas.microsoft.com/office/drawing/2016/ink" xmlns:am3d="http://schemas.microsoft.com/office/drawing/2017/model3d" xmlns:o="urn:schemas-microsoft-com:office:office" xmlns:oel="http://schemas.microsoft.com/office/2019/extlst" xmlns:r="http://schemas.openxmlformats.org/officeDocument/2006/relationships" xmlns:m="http://schemas.openxmlformats.org/officeDocument/2006/math" xmlns:v="urn:schemas-microsoft-com:vml" xmlns:wp14="http://schemas.microsoft.com/office/word/2010/wordprocessingDrawing" xmlns:wp="http://schemas.openxmlformats.org/drawingml/2006/wordprocessingDrawing" xmlns:w10="urn:schemas-microsoft-com:office:word" xmlns:w="http://schemas.openxmlformats.org/wordprocessingml/2006/main" xmlns:w14="http://schemas.microsoft.com/office/word/2010/wordml" xmlns:w15="http://schemas.microsoft.com/office/word/2012/wordml" xmlns:w16cex="http://schemas.microsoft.com/office/word/2018/wordml/cex" xmlns:w16cid="http://schemas.microsoft.com/office/word/2016/wordml/cid" xmlns:w16="http://schemas.microsoft.com/office/word/2018/wordml" xmlns:w16du="http://schemas.microsoft.com/office/word/2023/wordml/word16du" xmlns:w16sdtdh="http://schemas.microsoft.com/office/word/2020/wordml/sdtdatahash" xmlns:w16sdtfl="http://schemas.microsoft.com/office/word/2024/wordml/sdtformatlock" xmlns:w16se="http://schemas.microsoft.com/office/word/2015/wordml/symex" xmlns:wpg="http://schemas.microsoft.com/office/word/2010/wordprocessingGroup" xmlns:wpi="http://schemas.microsoft.com/office/word/2010/wordprocessingInk" xmlns:wne="http://schemas.microsoft.com/office/word/2006/wordml" xmlns:wps="http://schemas.microsoft.com/office/word/2010/wordprocessingShape" mc:Ignorable="w14 w15 w16se w16cid w16 w16cex w16sdtdh w16sdtfl w16du wp14">
   <w:body>
     <w:p>
       <w:pPr>
@@ -133,9 +133,9 @@
               </wp:anchor>
             </w:drawing>
           </mc:Choice>
-          <mc:Fallback>
+          <mc:Fallback xmlns:w16cei="http://schemas.microsoft.com/office/word/2026/wordml/cei">
             <w:pict>
-              <v:line w14:anchorId="7AAC89D5" id="Straight Connector 3" o:spid="_x0000_s1026" style="position:absolute;z-index:251663360;visibility:visible;mso-wrap-style:square;mso-wrap-distance-left:9pt;mso-wrap-distance-top:0;mso-wrap-distance-right:9pt;mso-wrap-distance-bottom:0;mso-position-horizontal:absolute;mso-position-horizontal-relative:text;mso-position-vertical:absolute;mso-position-vertical-relative:text" from="0,-.05pt" to="542.2pt,-.05pt" o:gfxdata="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" strokecolor="#bdd6ee [1300]" strokeweight="1pt">
+              <v:line w14:anchorId="7AAC89D5" id="Straight Connector 3" o:spid="_x0000_s1026" style="position:absolute;z-index:251663360;visibility:visible;mso-wrap-style:square;mso-wrap-distance-left:9pt;mso-wrap-distance-top:0;mso-wrap-distance-right:9pt;mso-wrap-distance-bottom:0;mso-position-horizontal:absolute;mso-position-horizontal-relative:text;mso-position-vertical:absolute;mso-position-vertical-relative:text" from="0,-.05pt" to="542.2pt,-.05pt" o:gfxdata="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" strokecolor="#bdd6ee [1300]" strokeweight="1pt">
                 <v:stroke joinstyle="miter"/>
               </v:line>
             </w:pict>
@@ -456,9 +456,9 @@
               </wp:anchor>
             </w:drawing>
           </mc:Choice>
-          <mc:Fallback>
+          <mc:Fallback xmlns:w16cei="http://schemas.microsoft.com/office/word/2026/wordml/cei">
             <w:pict>
-              <v:line w14:anchorId="338689A1" id="Straight Connector 1" o:spid="_x0000_s1026" style="position:absolute;z-index:251659264;visibility:visible;mso-wrap-style:square;mso-wrap-distance-left:9pt;mso-wrap-distance-top:0;mso-wrap-distance-right:9pt;mso-wrap-distance-bottom:0;mso-position-horizontal:absolute;mso-position-horizontal-relative:text;mso-position-vertical:absolute;mso-position-vertical-relative:text" from="-.3pt,14.45pt" to="541.9pt,14.45pt" o:gfxdata="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" strokecolor="#bdd6ee [1300]" strokeweight="1pt">
+              <v:line w14:anchorId="338689A1" id="Straight Connector 1" o:spid="_x0000_s1026" style="position:absolute;z-index:251659264;visibility:visible;mso-wrap-style:square;mso-wrap-distance-left:9pt;mso-wrap-distance-top:0;mso-wrap-distance-right:9pt;mso-wrap-distance-bottom:0;mso-position-horizontal:absolute;mso-position-horizontal-relative:text;mso-position-vertical:absolute;mso-position-vertical-relative:text" from="-.3pt,14.45pt" to="541.9pt,14.45pt" o:gfxdata="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" strokecolor="#bdd6ee [1300]" strokeweight="1pt">
                 <v:stroke joinstyle="miter"/>
               </v:line>
             </w:pict>
@@ -621,7 +621,7 @@
               <w:rPr>
                 <w:color w:val="054361"/>
               </w:rPr>
-              <w:t>&lt;student1 name&gt;</w:t>
+              <w:t>Ethan Klasky</w:t>
             </w:r>
           </w:p>
         </w:tc>
@@ -640,7 +640,7 @@
               <w:rPr>
                 <w:color w:val="054361"/>
               </w:rPr>
-              <w:t>&lt;student1@ufl.edu&gt;</w:t>
+              <w:t>eklasky@ufl.edu</w:t>
             </w:r>
           </w:p>
         </w:tc>
@@ -659,12 +659,15 @@
               <w:rPr>
                 <w:color w:val="054361"/>
               </w:rPr>
-              <w:t>&lt;github.com/student1&gt;</w:t>
+              <w:t>E53klasky</w:t>
             </w:r>
           </w:p>
         </w:tc>
       </w:tr>
       <w:tr>
+        <w:trPr>
+          <w:trHeight w:val="143"/>
+        </w:trPr>
         <w:tc>
           <w:tcPr>
             <w:tcW w:w="3865" w:type="dxa"/>
@@ -679,7 +682,7 @@
               <w:rPr>
                 <w:color w:val="054361"/>
               </w:rPr>
-              <w:t>&lt;student2 name&gt;</w:t>
+              <w:t>Amit</w:t>
             </w:r>
           </w:p>
         </w:tc>
@@ -717,7 +720,7 @@
               <w:rPr>
                 <w:color w:val="054361"/>
               </w:rPr>
-              <w:t>&lt;github.com/student2&gt;</w:t>
+              <w:t>amitathik7</w:t>
             </w:r>
           </w:p>
         </w:tc>
@@ -737,7 +740,7 @@
               <w:rPr>
                 <w:color w:val="054361"/>
               </w:rPr>
-              <w:t>&lt;student3 name&gt;</w:t>
+              <w:t>Tim</w:t>
             </w:r>
           </w:p>
         </w:tc>
@@ -788,40 +791,46 @@
           <w:color w:val="054361"/>
         </w:rPr>
       </w:pPr>
+      <w:proofErr w:type="gramStart"/>
       <w:r>
         <w:rPr>
           <w:b/>
           <w:bCs/>
         </w:rPr>
-        <w:t>Data:</w:t>
-      </w:r>
-      <w:r>
+        <w:t>Data</w:t>
+      </w:r>
+      <w:r>
+        <w:rPr>
+          <w:b/>
+          <w:bCs/>
+        </w:rPr>
         <w:t xml:space="preserve"> </w:t>
       </w:r>
       <w:r>
         <w:rPr>
-          <w:color w:val="054361"/>
-        </w:rPr>
-        <w:t>&lt;</w:t>
-      </w:r>
-      <w:r>
-        <w:rPr>
-          <w:color w:val="054361"/>
+          <w:b/>
+          <w:bCs/>
+        </w:rPr>
+        <w:t>:</w:t>
+      </w:r>
+      <w:proofErr w:type="gramEnd"/>
+      <w:r>
+        <w:rPr>
+          <w:b/>
+          <w:bCs/>
         </w:rPr>
         <w:t xml:space="preserve"> </w:t>
       </w:r>
-      <w:r>
-        <w:rPr>
-          <w:color w:val="054361"/>
-        </w:rPr>
-        <w:t xml:space="preserve">Link to </w:t>
-      </w:r>
-      <w:r>
-        <w:rPr>
-          <w:color w:val="054361"/>
-        </w:rPr>
-        <w:t>your dataset &gt;</w:t>
-      </w:r>
+      <w:hyperlink r:id="rId8" w:history="1">
+        <w:r>
+          <w:rPr>
+            <w:rStyle w:val="Hyperlink"/>
+            <w:b/>
+            <w:bCs/>
+          </w:rPr>
+          <w:t>https://www.refine.bio/dataset/31f09143-bf06-4a05-adcf-6c9c0e1d892f</w:t>
+        </w:r>
+      </w:hyperlink>
     </w:p>
     <w:p/>
     <w:p>
@@ -841,34 +850,10 @@
         <w:t xml:space="preserve"> </w:t>
       </w:r>
       <w:r>
-        <w:rPr>
-          <w:color w:val="054361"/>
-        </w:rPr>
-        <w:t>&lt;</w:t>
-      </w:r>
-      <w:r>
-        <w:rPr>
-          <w:color w:val="054361"/>
-        </w:rPr>
+        <w:t>Can gene expression patterns in blood distinguish tuberculosis patients who have different treatment outcomes?</w:t>
+      </w:r>
+      <w:r>
         <w:t xml:space="preserve"> </w:t>
-      </w:r>
-      <w:r>
-        <w:rPr>
-          <w:color w:val="054361"/>
-        </w:rPr>
-        <w:t>Question you will answer using the data you’ve selected</w:t>
-      </w:r>
-      <w:r>
-        <w:rPr>
-          <w:color w:val="054361"/>
-        </w:rPr>
-        <w:t xml:space="preserve"> </w:t>
-      </w:r>
-      <w:r>
-        <w:rPr>
-          <w:color w:val="054361"/>
-        </w:rPr>
-        <w:t>&gt;</w:t>
       </w:r>
     </w:p>
     <w:p/>
@@ -883,47 +868,16 @@
       <w:r>
         <w:t xml:space="preserve"> </w:t>
       </w:r>
-      <w:r>
-        <w:rPr>
-          <w:color w:val="054361"/>
-        </w:rPr>
-        <w:t>&lt;</w:t>
-      </w:r>
-      <w:r>
-        <w:rPr>
-          <w:color w:val="054361"/>
-        </w:rPr>
+      <w:hyperlink r:id="rId9" w:history="1">
+        <w:r>
+          <w:rPr>
+            <w:rStyle w:val="Hyperlink"/>
+          </w:rPr>
+          <w:t>https://github.com/E53klasky/CGS4144</w:t>
+        </w:r>
+      </w:hyperlink>
+      <w:r>
         <w:t xml:space="preserve"> </w:t>
-      </w:r>
-      <w:r>
-        <w:rPr>
-          <w:color w:val="054361"/>
-        </w:rPr>
-        <w:t xml:space="preserve">Link to your </w:t>
-      </w:r>
-      <w:r>
-        <w:rPr>
-          <w:color w:val="054361"/>
-        </w:rPr>
-        <w:t xml:space="preserve">team </w:t>
-      </w:r>
-      <w:r>
-        <w:rPr>
-          <w:color w:val="054361"/>
-        </w:rPr>
-        <w:t>GitHub repository</w:t>
-      </w:r>
-      <w:r>
-        <w:rPr>
-          <w:color w:val="054361"/>
-        </w:rPr>
-        <w:t xml:space="preserve"> </w:t>
-      </w:r>
-      <w:r>
-        <w:rPr>
-          <w:color w:val="054361"/>
-        </w:rPr>
-        <w:t>&gt;</w:t>
       </w:r>
     </w:p>
     <w:p>
@@ -992,9 +946,9 @@
               </wp:anchor>
             </w:drawing>
           </mc:Choice>
-          <mc:Fallback>
+          <mc:Fallback xmlns:w16cei="http://schemas.microsoft.com/office/word/2026/wordml/cei">
             <w:pict>
-              <v:line w14:anchorId="14A41D82" id="Straight Connector 1088169005" o:spid="_x0000_s1026" style="position:absolute;z-index:251665408;visibility:visible;mso-wrap-style:square;mso-wrap-distance-left:9pt;mso-wrap-distance-top:0;mso-wrap-distance-right:9pt;mso-wrap-distance-bottom:0;mso-position-horizontal:absolute;mso-position-horizontal-relative:text;mso-position-vertical:absolute;mso-position-vertical-relative:text" from="-.3pt,14.45pt" to="541.9pt,14.45pt" o:gfxdata="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" strokecolor="#bdd6ee [1300]" strokeweight="1pt">
+              <v:line w14:anchorId="14A41D82" id="Straight Connector 1088169005" o:spid="_x0000_s1026" style="position:absolute;z-index:251665408;visibility:visible;mso-wrap-style:square;mso-wrap-distance-left:9pt;mso-wrap-distance-top:0;mso-wrap-distance-right:9pt;mso-wrap-distance-bottom:0;mso-position-horizontal:absolute;mso-position-horizontal-relative:text;mso-position-vertical:absolute;mso-position-vertical-relative:text" from="-.3pt,14.45pt" to="541.9pt,14.45pt" o:gfxdata="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" strokecolor="#bdd6ee [1300]" strokeweight="1pt">
                 <v:stroke joinstyle="miter"/>
               </v:line>
             </w:pict>
@@ -1038,7 +992,25 @@
           <w:iCs/>
           <w:color w:val="064462"/>
         </w:rPr>
-        <w:t xml:space="preserve">the expression data and matching metadata </w:t>
+        <w:t xml:space="preserve">the expression data and </w:t>
+      </w:r>
+      <w:proofErr w:type="gramStart"/>
+      <w:r>
+        <w:rPr>
+          <w:i/>
+          <w:iCs/>
+          <w:color w:val="064462"/>
+        </w:rPr>
+        <w:t>matching</w:t>
+      </w:r>
+      <w:proofErr w:type="gramEnd"/>
+      <w:r>
+        <w:rPr>
+          <w:i/>
+          <w:iCs/>
+          <w:color w:val="064462"/>
+        </w:rPr>
+        <w:t xml:space="preserve"> metadata </w:t>
       </w:r>
       <w:r>
         <w:rPr>
@@ -1048,6 +1020,7 @@
         </w:rPr>
         <w:t xml:space="preserve">from </w:t>
       </w:r>
+      <w:proofErr w:type="spellStart"/>
       <w:r>
         <w:rPr>
           <w:i/>
@@ -1056,6 +1029,7 @@
         </w:rPr>
         <w:t>Refine.Bio</w:t>
       </w:r>
+      <w:proofErr w:type="spellEnd"/>
       <w:r>
         <w:rPr>
           <w:i/>
@@ -1122,9 +1096,27 @@
           <w:iCs/>
           <w:color w:val="064462"/>
         </w:rPr>
-        <w:t xml:space="preserve">your matrix has Ensembl IDs (e.g. </w:t>
-      </w:r>
-      <w:hyperlink r:id="rId8" w:history="1">
+        <w:t xml:space="preserve">your matrix has </w:t>
+      </w:r>
+      <w:proofErr w:type="spellStart"/>
+      <w:r>
+        <w:rPr>
+          <w:i/>
+          <w:iCs/>
+          <w:color w:val="064462"/>
+        </w:rPr>
+        <w:t>Ensembl</w:t>
+      </w:r>
+      <w:proofErr w:type="spellEnd"/>
+      <w:r>
+        <w:rPr>
+          <w:i/>
+          <w:iCs/>
+          <w:color w:val="064462"/>
+        </w:rPr>
+        <w:t xml:space="preserve"> IDs (e.g. </w:t>
+      </w:r>
+      <w:hyperlink r:id="rId10" w:history="1">
         <w:r>
           <w:rPr>
             <w:rStyle w:val="Hyperlink"/>
@@ -1188,7 +1180,7 @@
           <w:color w:val="064462"/>
         </w:rPr>
       </w:pPr>
-      <w:hyperlink r:id="rId9" w:history="1">
+      <w:hyperlink r:id="rId11" w:history="1">
         <w:r>
           <w:rPr>
             <w:rStyle w:val="Hyperlink"/>
@@ -1213,15 +1205,25 @@
           <w:color w:val="064462"/>
         </w:rPr>
       </w:pPr>
-      <w:hyperlink r:id="rId10" w:anchor="org.hs.eg.db" w:history="1">
+      <w:hyperlink r:id="rId12" w:anchor="org.hs.eg.db" w:history="1">
         <w:r>
           <w:rPr>
             <w:rStyle w:val="Hyperlink"/>
             <w:i/>
             <w:iCs/>
           </w:rPr>
-          <w:t>bioconductor.org/help/course-materials/2019/BSS2019/05_Annotations.html - org.hs.eg.db</w:t>
+          <w:t xml:space="preserve">bioconductor.org/help/course-materials/2019/BSS2019/05_Annotations.html - </w:t>
         </w:r>
+        <w:proofErr w:type="spellStart"/>
+        <w:r>
+          <w:rPr>
+            <w:rStyle w:val="Hyperlink"/>
+            <w:i/>
+            <w:iCs/>
+          </w:rPr>
+          <w:t>org.hs.eg.db</w:t>
+        </w:r>
+        <w:proofErr w:type="spellEnd"/>
       </w:hyperlink>
     </w:p>
     <w:p>
@@ -1417,6 +1419,57 @@
     <w:p>
       <w:pPr>
         <w:pStyle w:val="ListParagraph"/>
+        <w:ind w:left="1440"/>
+        <w:rPr>
+          <w:i/>
+          <w:iCs/>
+          <w:color w:val="EE0000"/>
+        </w:rPr>
+      </w:pPr>
+      <w:r>
+        <w:rPr>
+          <w:i/>
+          <w:iCs/>
+          <w:color w:val="EE0000"/>
+        </w:rPr>
+        <w:t>The SRP092402 expression matrix contained 43,363 genes across 909 samples. The original gene identifiers began with ENSG</w:t>
+      </w:r>
+      <w:r>
+        <w:rPr>
+          <w:i/>
+          <w:iCs/>
+          <w:color w:val="EE0000"/>
+        </w:rPr>
+        <w:t xml:space="preserve"> for example</w:t>
+      </w:r>
+      <w:r>
+        <w:rPr>
+          <w:i/>
+          <w:iCs/>
+          <w:color w:val="EE0000"/>
+        </w:rPr>
+        <w:t xml:space="preserve"> </w:t>
+      </w:r>
+      <w:r>
+        <w:rPr>
+          <w:i/>
+          <w:iCs/>
+          <w:color w:val="EE0000"/>
+        </w:rPr>
+        <w:t>(</w:t>
+      </w:r>
+      <w:r>
+        <w:rPr>
+          <w:i/>
+          <w:iCs/>
+          <w:color w:val="EE0000"/>
+        </w:rPr>
+        <w:t>ENSG00000000003) instead of using gene names, so they were converted to their corresponding human gene names when a mapping was available. A total of 33,191 gene IDs were successfully converted, while IDs without an available mapping were retained. The expression data were log-transformed using log2(x + 1), and the median expression of each gene across the samples was calculated. The density plot shows that most genes have low median expression, while a smaller number have much higher expression, producing a long tail toward higher expression values.</w:t>
+      </w:r>
+    </w:p>
+    <w:p>
+      <w:pPr>
+        <w:pStyle w:val="ListParagraph"/>
         <w:numPr>
           <w:ilvl w:val="0"/>
           <w:numId w:val="22"/>
@@ -1543,7 +1596,35 @@
           <w:iCs/>
           <w:color w:val="064462"/>
         </w:rPr>
-        <w:t xml:space="preserve"> DESeq2 function plotPCA() to generate your plot</w:t>
+        <w:t xml:space="preserve"> DESeq2 function </w:t>
+      </w:r>
+      <w:proofErr w:type="spellStart"/>
+      <w:proofErr w:type="gramStart"/>
+      <w:r>
+        <w:rPr>
+          <w:i/>
+          <w:iCs/>
+          <w:color w:val="064462"/>
+        </w:rPr>
+        <w:t>plotPCA</w:t>
+      </w:r>
+      <w:proofErr w:type="spellEnd"/>
+      <w:r>
+        <w:rPr>
+          <w:i/>
+          <w:iCs/>
+          <w:color w:val="064462"/>
+        </w:rPr>
+        <w:t>(</w:t>
+      </w:r>
+      <w:proofErr w:type="gramEnd"/>
+      <w:r>
+        <w:rPr>
+          <w:i/>
+          <w:iCs/>
+          <w:color w:val="064462"/>
+        </w:rPr>
+        <w:t>) to generate your plot</w:t>
       </w:r>
       <w:r>
         <w:rPr>
@@ -1553,7 +1634,7 @@
         </w:rPr>
         <w:t xml:space="preserve"> (see </w:t>
       </w:r>
-      <w:hyperlink r:id="rId11" w:history="1">
+      <w:hyperlink r:id="rId13" w:history="1">
         <w:r>
           <w:rPr>
             <w:rStyle w:val="Hyperlink"/>
@@ -1669,6 +1750,7 @@
           <w:iCs/>
           <w:color w:val="064462"/>
         </w:rPr>
+        <w:lastRenderedPageBreak/>
         <w:t>Make sure you include a legend</w:t>
       </w:r>
       <w:r>
@@ -1811,7 +1893,7 @@
         </w:rPr>
         <w:t>t-SNE (</w:t>
       </w:r>
-      <w:hyperlink r:id="rId12" w:history="1">
+      <w:hyperlink r:id="rId14" w:history="1">
         <w:r>
           <w:rPr>
             <w:rStyle w:val="Hyperlink"/>
@@ -1851,7 +1933,7 @@
         </w:rPr>
         <w:t>UMAP (</w:t>
       </w:r>
-      <w:hyperlink r:id="rId13" w:history="1">
+      <w:hyperlink r:id="rId15" w:history="1">
         <w:r>
           <w:rPr>
             <w:rStyle w:val="Hyperlink"/>
@@ -2005,6 +2087,36 @@
     <w:p>
       <w:pPr>
         <w:pStyle w:val="ListParagraph"/>
+        <w:ind w:left="1440"/>
+        <w:rPr>
+          <w:i/>
+          <w:iCs/>
+          <w:color w:val="EE0000"/>
+        </w:rPr>
+      </w:pPr>
+      <w:r>
+        <w:rPr>
+          <w:i/>
+          <w:iCs/>
+          <w:color w:val="EE0000"/>
+        </w:rPr>
+        <w:t xml:space="preserve">PCA, t-SNE, and UMAP were used to visualize differences in gene expression between TB subjects and healthy controls. In the PCA plot, PC1 and PC2 explained 7.3% and 4.6% of the total variance, respectively, and the two groups largely overlapped rather than forming distinct clusters. The t-SNE plot also showed substantial overlap, although some healthy-control samples formed small local groups. UMAP showed the clearest local grouping of healthy controls, particularly on the right side of the plot, but healthy and TB samples were still not completely separated. </w:t>
+      </w:r>
+    </w:p>
+    <w:p>
+      <w:pPr>
+        <w:pStyle w:val="ListParagraph"/>
+        <w:ind w:left="1440"/>
+        <w:rPr>
+          <w:i/>
+          <w:iCs/>
+          <w:color w:val="064462"/>
+        </w:rPr>
+      </w:pPr>
+    </w:p>
+    <w:p>
+      <w:pPr>
+        <w:pStyle w:val="ListParagraph"/>
         <w:numPr>
           <w:ilvl w:val="0"/>
           <w:numId w:val="22"/>
@@ -2069,7 +2181,7 @@
         </w:rPr>
         <w:t xml:space="preserve"> </w:t>
       </w:r>
-      <w:hyperlink r:id="rId14" w:history="1">
+      <w:hyperlink r:id="rId16" w:history="1">
         <w:r>
           <w:rPr>
             <w:rStyle w:val="Hyperlink"/>
@@ -2100,10 +2212,9 @@
           <w:iCs/>
           <w:color w:val="064462"/>
         </w:rPr>
-        <w:lastRenderedPageBreak/>
         <w:t xml:space="preserve">Another useful package for this: </w:t>
       </w:r>
-      <w:hyperlink r:id="rId15" w:history="1">
+      <w:hyperlink r:id="rId17" w:history="1">
         <w:r>
           <w:rPr>
             <w:rStyle w:val="Hyperlink"/>
@@ -2311,7 +2422,7 @@
         </w:rPr>
         <w:t xml:space="preserve">An R package for this: </w:t>
       </w:r>
-      <w:hyperlink r:id="rId16" w:history="1">
+      <w:hyperlink r:id="rId18" w:history="1">
         <w:r>
           <w:rPr>
             <w:rStyle w:val="Hyperlink"/>
@@ -2343,7 +2454,7 @@
         </w:rPr>
         <w:t xml:space="preserve">A Python package for this: </w:t>
       </w:r>
-      <w:hyperlink r:id="rId17" w:history="1">
+      <w:hyperlink r:id="rId19" w:history="1">
         <w:r>
           <w:rPr>
             <w:rStyle w:val="Hyperlink"/>
@@ -2679,7 +2790,8 @@
           <w:color w:val="064462"/>
         </w:rPr>
       </w:pPr>
-      <w:hyperlink r:id="rId18" w:history="1">
+      <w:hyperlink r:id="rId20" w:history="1">
+        <w:proofErr w:type="spellStart"/>
         <w:r>
           <w:rPr>
             <w:rStyle w:val="Hyperlink"/>
@@ -2688,6 +2800,7 @@
           </w:rPr>
           <w:t>topGO</w:t>
         </w:r>
+        <w:proofErr w:type="spellEnd"/>
       </w:hyperlink>
     </w:p>
     <w:p>
@@ -2703,7 +2816,8 @@
           <w:color w:val="064462"/>
         </w:rPr>
       </w:pPr>
-      <w:hyperlink r:id="rId19" w:history="1">
+      <w:hyperlink r:id="rId21" w:history="1">
+        <w:proofErr w:type="spellStart"/>
         <w:r>
           <w:rPr>
             <w:rStyle w:val="Hyperlink"/>
@@ -2712,6 +2826,7 @@
           </w:rPr>
           <w:t>clustProfiler</w:t>
         </w:r>
+        <w:proofErr w:type="spellEnd"/>
       </w:hyperlink>
     </w:p>
     <w:p>
@@ -2727,7 +2842,7 @@
           <w:color w:val="064462"/>
         </w:rPr>
       </w:pPr>
-      <w:hyperlink r:id="rId20" w:history="1">
+      <w:hyperlink r:id="rId22" w:history="1">
         <w:r>
           <w:rPr>
             <w:rStyle w:val="Hyperlink"/>
@@ -2737,6 +2852,9 @@
           <w:t>gProfiler2</w:t>
         </w:r>
       </w:hyperlink>
+      <w:r>
+        <w:t xml:space="preserve">  -Ethan </w:t>
+      </w:r>
     </w:p>
     <w:p>
       <w:pPr>
@@ -2753,7 +2871,8 @@
           <w:u w:val="none"/>
         </w:rPr>
       </w:pPr>
-      <w:hyperlink r:id="rId21" w:history="1">
+      <w:hyperlink r:id="rId23" w:history="1">
+        <w:proofErr w:type="spellStart"/>
         <w:r>
           <w:rPr>
             <w:rStyle w:val="Hyperlink"/>
@@ -2762,6 +2881,7 @@
           </w:rPr>
           <w:t>GenomicSuperSignature</w:t>
         </w:r>
+        <w:proofErr w:type="spellEnd"/>
       </w:hyperlink>
     </w:p>
     <w:p>
@@ -2779,7 +2899,7 @@
           <w:u w:val="none"/>
         </w:rPr>
       </w:pPr>
-      <w:hyperlink r:id="rId22" w:history="1">
+      <w:hyperlink r:id="rId24" w:history="1">
         <w:r>
           <w:rPr>
             <w:rStyle w:val="Hyperlink"/>
@@ -2796,9 +2916,29 @@
           <w:iCs/>
           <w:u w:val="none"/>
         </w:rPr>
-        <w:t xml:space="preserve"> (BioStars example </w:t>
-      </w:r>
-      <w:hyperlink r:id="rId23" w:history="1">
+        <w:t xml:space="preserve"> (</w:t>
+      </w:r>
+      <w:proofErr w:type="spellStart"/>
+      <w:r>
+        <w:rPr>
+          <w:rStyle w:val="Hyperlink"/>
+          <w:i/>
+          <w:iCs/>
+          <w:u w:val="none"/>
+        </w:rPr>
+        <w:t>BioStars</w:t>
+      </w:r>
+      <w:proofErr w:type="spellEnd"/>
+      <w:r>
+        <w:rPr>
+          <w:rStyle w:val="Hyperlink"/>
+          <w:i/>
+          <w:iCs/>
+          <w:u w:val="none"/>
+        </w:rPr>
+        <w:t xml:space="preserve"> example </w:t>
+      </w:r>
+      <w:hyperlink r:id="rId25" w:history="1">
         <w:r>
           <w:rPr>
             <w:rStyle w:val="Hyperlink"/>
@@ -2862,7 +3002,25 @@
           <w:iCs/>
           <w:color w:val="064462"/>
         </w:rPr>
-        <w:t>Choose an ontology (e.g. Disease Ontology, Gene Ontology)</w:t>
+        <w:t xml:space="preserve">Choose </w:t>
+      </w:r>
+      <w:proofErr w:type="gramStart"/>
+      <w:r>
+        <w:rPr>
+          <w:i/>
+          <w:iCs/>
+          <w:color w:val="064462"/>
+        </w:rPr>
+        <w:t>an ontology</w:t>
+      </w:r>
+      <w:proofErr w:type="gramEnd"/>
+      <w:r>
+        <w:rPr>
+          <w:i/>
+          <w:iCs/>
+          <w:color w:val="064462"/>
+        </w:rPr>
+        <w:t xml:space="preserve"> (e.g. Disease Ontology, Gene Ontology)</w:t>
       </w:r>
     </w:p>
     <w:p>
@@ -2912,64 +3070,13 @@
     <w:p>
       <w:pPr>
         <w:pStyle w:val="ListParagraph"/>
-        <w:numPr>
-          <w:ilvl w:val="0"/>
-          <w:numId w:val="22"/>
-        </w:numPr>
-        <w:rPr>
-          <w:i/>
-          <w:iCs/>
-          <w:color w:val="064462"/>
-        </w:rPr>
-      </w:pPr>
-      <w:r>
-        <w:rPr>
-          <w:i/>
-          <w:iCs/>
-          <w:color w:val="064462"/>
-        </w:rPr>
-        <w:t>Create a table showing statistically significantly enriched terms (and any characteristics) shared by the method you used (e.g., q-value, p-value, log fold change). Include the full tables in a results folder in your GitHub repository. This will be</w:t>
-      </w:r>
-      <w:r>
-        <w:rPr>
-          <w:i/>
-          <w:iCs/>
-          <w:color w:val="064462"/>
-        </w:rPr>
-        <w:t xml:space="preserve"> a joint table of all your team’s</w:t>
-      </w:r>
-      <w:r>
-        <w:rPr>
-          <w:i/>
-          <w:iCs/>
-          <w:color w:val="064462"/>
-        </w:rPr>
-        <w:t xml:space="preserve"> results from</w:t>
-      </w:r>
-      <w:r>
-        <w:rPr>
-          <w:i/>
-          <w:iCs/>
-          <w:color w:val="064462"/>
-        </w:rPr>
-        <w:t xml:space="preserve"> step 5. Each unique gene set / term should have 1 row and all results from each method in that row. Add a column indicating how many of the methods found this term to be significantly enriched in your analysis, and how many methods included this term in the analysis. Add </w:t>
-      </w:r>
-      <w:r>
-        <w:rPr>
-          <w:i/>
-          <w:iCs/>
-          <w:color w:val="064462"/>
-        </w:rPr>
-        <w:t>the</w:t>
-      </w:r>
-      <w:r>
-        <w:rPr>
-          <w:i/>
-          <w:iCs/>
-          <w:color w:val="064462"/>
-        </w:rPr>
-        <w:t xml:space="preserve"> full table to your GitHub repository results Folder. </w:t>
-      </w:r>
+        <w:ind w:left="1440"/>
+        <w:rPr>
+          <w:i/>
+          <w:iCs/>
+          <w:color w:val="064462"/>
+        </w:rPr>
+      </w:pPr>
     </w:p>
     <w:p>
       <w:pPr>
@@ -2990,32 +3097,58 @@
           <w:iCs/>
           <w:color w:val="064462"/>
         </w:rPr>
-        <w:t>Using the table</w:t>
-      </w:r>
-      <w:r>
-        <w:rPr>
-          <w:i/>
-          <w:iCs/>
-          <w:color w:val="064462"/>
-        </w:rPr>
-        <w:t xml:space="preserve"> created in step 6</w:t>
-      </w:r>
-      <w:r>
-        <w:rPr>
-          <w:i/>
-          <w:iCs/>
-          <w:color w:val="064462"/>
-        </w:rPr>
-        <w:t xml:space="preserve">, create a combined table that shows the top 10 terms enriched in all (or most) methods. </w:t>
-      </w:r>
-      <w:r>
-        <w:rPr>
-          <w:i/>
-          <w:iCs/>
-          <w:color w:val="064462"/>
-        </w:rPr>
-        <w:t xml:space="preserve">Include this in your assignment writeup. </w:t>
-      </w:r>
+        <w:t>Create a table showing statistically significantly enriched terms (and any characteristics) shared by the method you used (e.g., q-value, p-value, log fold change). Include the full tables in a results folder in your GitHub repository. This will be</w:t>
+      </w:r>
+      <w:r>
+        <w:rPr>
+          <w:i/>
+          <w:iCs/>
+          <w:color w:val="064462"/>
+        </w:rPr>
+        <w:t xml:space="preserve"> a joint table of all your team’s</w:t>
+      </w:r>
+      <w:r>
+        <w:rPr>
+          <w:i/>
+          <w:iCs/>
+          <w:color w:val="064462"/>
+        </w:rPr>
+        <w:t xml:space="preserve"> results from</w:t>
+      </w:r>
+      <w:r>
+        <w:rPr>
+          <w:i/>
+          <w:iCs/>
+          <w:color w:val="064462"/>
+        </w:rPr>
+        <w:t xml:space="preserve"> step 5. Each unique gene set / term should have 1 row and all results from each method in that row. Add a column indicating how many of the methods found this term to be significantly enriched in your analysis, and how many methods included this term in the analysis. Add </w:t>
+      </w:r>
+      <w:r>
+        <w:rPr>
+          <w:i/>
+          <w:iCs/>
+          <w:color w:val="064462"/>
+        </w:rPr>
+        <w:t>the</w:t>
+      </w:r>
+      <w:r>
+        <w:rPr>
+          <w:i/>
+          <w:iCs/>
+          <w:color w:val="064462"/>
+        </w:rPr>
+        <w:t xml:space="preserve"> full table to your GitHub repository results Folder. </w:t>
+      </w:r>
+    </w:p>
+    <w:p>
+      <w:pPr>
+        <w:pStyle w:val="ListParagraph"/>
+        <w:rPr>
+          <w:i/>
+          <w:iCs/>
+          <w:color w:val="064462"/>
+        </w:rPr>
+      </w:pPr>
     </w:p>
     <w:p>
       <w:pPr>
@@ -3036,48 +3169,52 @@
           <w:iCs/>
           <w:color w:val="064462"/>
         </w:rPr>
-        <w:t>Write a short summary to go with each plot/table you create. Describe what you did, what parameters you used (if any)</w:t>
-      </w:r>
-      <w:r>
-        <w:rPr>
-          <w:i/>
-          <w:iCs/>
-          <w:color w:val="064462"/>
-        </w:rPr>
-        <w:t>,</w:t>
-      </w:r>
-      <w:r>
-        <w:rPr>
-          <w:i/>
-          <w:iCs/>
-          <w:color w:val="064462"/>
-        </w:rPr>
-        <w:t xml:space="preserve"> and </w:t>
-      </w:r>
-      <w:r>
-        <w:rPr>
-          <w:i/>
-          <w:iCs/>
-          <w:color w:val="064462"/>
-        </w:rPr>
-        <w:t>at least one</w:t>
-      </w:r>
-      <w:r>
-        <w:rPr>
-          <w:i/>
-          <w:iCs/>
-          <w:color w:val="064462"/>
-        </w:rPr>
-        <w:t xml:space="preserve"> interesting result from it.</w:t>
-      </w:r>
-      <w:r>
-        <w:rPr>
-          <w:i/>
-          <w:iCs/>
-          <w:color w:val="064462"/>
-        </w:rPr>
-        <w:t xml:space="preserve"> </w:t>
-      </w:r>
+        <w:t>Using the table</w:t>
+      </w:r>
+      <w:r>
+        <w:rPr>
+          <w:i/>
+          <w:iCs/>
+          <w:color w:val="064462"/>
+        </w:rPr>
+        <w:t xml:space="preserve"> created in step 6</w:t>
+      </w:r>
+      <w:r>
+        <w:rPr>
+          <w:i/>
+          <w:iCs/>
+          <w:color w:val="064462"/>
+        </w:rPr>
+        <w:t xml:space="preserve">, create a combined table that shows the top 10 terms enriched in all (or most) methods. </w:t>
+      </w:r>
+      <w:r>
+        <w:rPr>
+          <w:i/>
+          <w:iCs/>
+          <w:color w:val="064462"/>
+        </w:rPr>
+        <w:t xml:space="preserve">Include this in your assignment writeup. </w:t>
+      </w:r>
+    </w:p>
+    <w:p>
+      <w:pPr>
+        <w:pStyle w:val="ListParagraph"/>
+        <w:rPr>
+          <w:i/>
+          <w:iCs/>
+          <w:color w:val="064462"/>
+        </w:rPr>
+      </w:pPr>
+    </w:p>
+    <w:p>
+      <w:pPr>
+        <w:pStyle w:val="ListParagraph"/>
+        <w:rPr>
+          <w:i/>
+          <w:iCs/>
+          <w:color w:val="064462"/>
+        </w:rPr>
+      </w:pPr>
     </w:p>
     <w:p>
       <w:pPr>
@@ -3098,47 +3235,39 @@
           <w:iCs/>
           <w:color w:val="064462"/>
         </w:rPr>
-        <w:t xml:space="preserve">Combine all results into a single file, submit on Canvas. </w:t>
-      </w:r>
-      <w:r>
-        <w:rPr>
-          <w:i/>
-          <w:iCs/>
-          <w:color w:val="064462"/>
-        </w:rPr>
-        <w:t>Only one</w:t>
-      </w:r>
-      <w:r>
-        <w:rPr>
-          <w:i/>
-          <w:iCs/>
-          <w:color w:val="064462"/>
-        </w:rPr>
-        <w:t xml:space="preserve"> student on the team </w:t>
-      </w:r>
-      <w:r>
-        <w:rPr>
-          <w:i/>
-          <w:iCs/>
-          <w:color w:val="064462"/>
-        </w:rPr>
-        <w:t>needs to submit</w:t>
-      </w:r>
-      <w:r>
-        <w:rPr>
-          <w:i/>
-          <w:iCs/>
-          <w:color w:val="064462"/>
-        </w:rPr>
-        <w:t>. Make sure that all your code</w:t>
-      </w:r>
-      <w:r>
-        <w:rPr>
-          <w:i/>
-          <w:iCs/>
-          <w:color w:val="064462"/>
-        </w:rPr>
-        <w:t xml:space="preserve"> and results</w:t>
+        <w:t>Write a short summary to go with each plot/table you create. Describe what you did, what parameters you used (if any)</w:t>
+      </w:r>
+      <w:r>
+        <w:rPr>
+          <w:i/>
+          <w:iCs/>
+          <w:color w:val="064462"/>
+        </w:rPr>
+        <w:t>,</w:t>
+      </w:r>
+      <w:r>
+        <w:rPr>
+          <w:i/>
+          <w:iCs/>
+          <w:color w:val="064462"/>
+        </w:rPr>
+        <w:t xml:space="preserve"> and </w:t>
+      </w:r>
+      <w:r>
+        <w:rPr>
+          <w:i/>
+          <w:iCs/>
+          <w:color w:val="064462"/>
+        </w:rPr>
+        <w:t>at least one</w:t>
+      </w:r>
+      <w:r>
+        <w:rPr>
+          <w:i/>
+          <w:iCs/>
+          <w:color w:val="064462"/>
+        </w:rPr>
+        <w:t xml:space="preserve"> interesting result from it.</w:t>
       </w:r>
       <w:r>
         <w:rPr>
@@ -3147,26 +3276,11 @@
           <w:color w:val="064462"/>
         </w:rPr>
         <w:t xml:space="preserve"> </w:t>
-      </w:r>
-      <w:r>
-        <w:rPr>
-          <w:i/>
-          <w:iCs/>
-          <w:color w:val="064462"/>
-        </w:rPr>
-        <w:t>are</w:t>
-      </w:r>
-      <w:r>
-        <w:rPr>
-          <w:i/>
-          <w:iCs/>
-          <w:color w:val="064462"/>
-        </w:rPr>
-        <w:t xml:space="preserve"> added to your GitHub repository. </w:t>
       </w:r>
     </w:p>
     <w:p>
       <w:pPr>
+        <w:pStyle w:val="ListParagraph"/>
         <w:rPr>
           <w:i/>
           <w:iCs/>
@@ -3176,12 +3290,107 @@
     </w:p>
     <w:p>
       <w:pPr>
-        <w:rPr>
-          <w:i/>
-          <w:iCs/>
-          <w:color w:val="064462"/>
-        </w:rPr>
-      </w:pPr>
+        <w:pStyle w:val="ListParagraph"/>
+        <w:numPr>
+          <w:ilvl w:val="0"/>
+          <w:numId w:val="22"/>
+        </w:numPr>
+        <w:rPr>
+          <w:i/>
+          <w:iCs/>
+          <w:color w:val="064462"/>
+        </w:rPr>
+      </w:pPr>
+      <w:r>
+        <w:rPr>
+          <w:i/>
+          <w:iCs/>
+          <w:color w:val="064462"/>
+        </w:rPr>
+        <w:t xml:space="preserve">Combine all results into a single file, </w:t>
+      </w:r>
+      <w:proofErr w:type="gramStart"/>
+      <w:r>
+        <w:rPr>
+          <w:i/>
+          <w:iCs/>
+          <w:color w:val="064462"/>
+        </w:rPr>
+        <w:t>submit</w:t>
+      </w:r>
+      <w:proofErr w:type="gramEnd"/>
+      <w:r>
+        <w:rPr>
+          <w:i/>
+          <w:iCs/>
+          <w:color w:val="064462"/>
+        </w:rPr>
+        <w:t xml:space="preserve"> on Canvas. </w:t>
+      </w:r>
+      <w:r>
+        <w:rPr>
+          <w:i/>
+          <w:iCs/>
+          <w:color w:val="064462"/>
+        </w:rPr>
+        <w:t>Only one</w:t>
+      </w:r>
+      <w:r>
+        <w:rPr>
+          <w:i/>
+          <w:iCs/>
+          <w:color w:val="064462"/>
+        </w:rPr>
+        <w:t xml:space="preserve"> student on the team </w:t>
+      </w:r>
+      <w:r>
+        <w:rPr>
+          <w:i/>
+          <w:iCs/>
+          <w:color w:val="064462"/>
+        </w:rPr>
+        <w:t>needs to submit</w:t>
+      </w:r>
+      <w:r>
+        <w:rPr>
+          <w:i/>
+          <w:iCs/>
+          <w:color w:val="064462"/>
+        </w:rPr>
+        <w:t>. Make sure that all your code</w:t>
+      </w:r>
+      <w:r>
+        <w:rPr>
+          <w:i/>
+          <w:iCs/>
+          <w:color w:val="064462"/>
+        </w:rPr>
+        <w:t xml:space="preserve"> and results</w:t>
+      </w:r>
+      <w:r>
+        <w:rPr>
+          <w:i/>
+          <w:iCs/>
+          <w:color w:val="064462"/>
+        </w:rPr>
+        <w:t xml:space="preserve"> </w:t>
+      </w:r>
+      <w:r>
+        <w:rPr>
+          <w:i/>
+          <w:iCs/>
+          <w:color w:val="064462"/>
+        </w:rPr>
+        <w:t>are</w:t>
+      </w:r>
+      <w:r>
+        <w:rPr>
+          <w:i/>
+          <w:iCs/>
+          <w:color w:val="064462"/>
+        </w:rPr>
+        <w:t xml:space="preserve"> added to your GitHub repository. </w:t>
+      </w:r>
     </w:p>
     <w:p>
       <w:pPr>
@@ -3237,8 +3446,26 @@
         </w:rPr>
       </w:pPr>
     </w:p>
+    <w:p>
+      <w:pPr>
+        <w:rPr>
+          <w:i/>
+          <w:iCs/>
+          <w:color w:val="064462"/>
+        </w:rPr>
+      </w:pPr>
+    </w:p>
+    <w:p>
+      <w:pPr>
+        <w:rPr>
+          <w:i/>
+          <w:iCs/>
+          <w:color w:val="064462"/>
+        </w:rPr>
+      </w:pPr>
+    </w:p>
     <w:sectPr>
-      <w:footerReference w:type="default" r:id="rId24"/>
+      <w:footerReference w:type="default" r:id="rId26"/>
       <w:pgSz w:w="12240" w:h="15840"/>
       <w:pgMar w:top="720" w:right="720" w:bottom="720" w:left="720" w:header="720" w:footer="720" w:gutter="0"/>
       <w:cols w:space="720"/>
@@ -3249,7 +3476,7 @@
 </file>
 
 <file path=word/endnotes.xml><?xml version="1.0" encoding="utf-8"?>
-<w:endnotes xmlns:wpc="http://schemas.microsoft.com/office/word/2010/wordprocessingCanvas" xmlns:cx="http://schemas.microsoft.com/office/drawing/2014/chartex" xmlns:cx1="http://schemas.microsoft.com/office/drawing/2015/9/8/chartex" xmlns:cx2="http://schemas.microsoft.com/office/drawing/2015/10/21/chartex" xmlns:cx3="http://schemas.microsoft.com/office/drawing/2016/5/9/chartex" xmlns:cx4="http://schemas.microsoft.com/office/drawing/2016/5/10/chartex" xmlns:cx5="http://schemas.microsoft.com/office/drawing/2016/5/11/chartex" xmlns:cx6="http://schemas.microsoft.com/office/drawing/2016/5/12/chartex" xmlns:cx7="http://schemas.microsoft.com/office/drawing/2016/5/13/chartex" xmlns:cx8="http://schemas.microsoft.com/office/drawing/2016/5/14/chartex" xmlns:mc="http://schemas.openxmlformats.org/markup-compatibility/2006" xmlns:m="http://schemas.openxmlformats.org/officeDocument/2006/math" xmlns:aink="http://schemas.microsoft.com/office/drawing/2016/ink" xmlns:am3d="http://schemas.microsoft.com/office/drawing/2017/model3d" xmlns:oel="http://schemas.microsoft.com/office/2019/extlst" xmlns:r="http://schemas.openxmlformats.org/officeDocument/2006/relationships" xmlns:wp14="http://schemas.microsoft.com/office/word/2010/wordprocessingDrawing" xmlns:wp="http://schemas.openxmlformats.org/drawingml/2006/wordprocessingDrawing" xmlns:wpg="http://schemas.microsoft.com/office/word/2010/wordprocessingGroup" xmlns:wpi="http://schemas.microsoft.com/office/word/2010/wordprocessingInk" xmlns:wps="http://schemas.microsoft.com/office/word/2010/wordprocessingShape" xmlns:o="urn:schemas-microsoft-com:office:office" xmlns:v="urn:schemas-microsoft-com:vml" xmlns:w10="urn:schemas-microsoft-com:office:word" xmlns:w="http://schemas.openxmlformats.org/wordprocessingml/2006/main" xmlns:w14="http://schemas.microsoft.com/office/word/2010/wordml" xmlns:w15="http://schemas.microsoft.com/office/word/2012/wordml" xmlns:w16cei="http://schemas.microsoft.com/office/word/2026/wordml/cei" xmlns:w16cex="http://schemas.microsoft.com/office/word/2018/wordml/cex" xmlns:w16cid="http://schemas.microsoft.com/office/word/2016/wordml/cid" xmlns:w16="http://schemas.microsoft.com/office/word/2018/wordml" xmlns:w16sdtdh="http://schemas.microsoft.com/office/word/2020/wordml/sdtdatahash" xmlns:w16sdtfl="http://schemas.microsoft.com/office/word/2024/wordml/sdtformatlock" xmlns:w16se="http://schemas.microsoft.com/office/word/2015/wordml/symex" xmlns:w16du="http://schemas.microsoft.com/office/word/2023/wordml/word16du" xmlns:wne="http://schemas.microsoft.com/office/word/2006/wordml" mc:Ignorable="w14 w15 w16se w16cid w16 w16cex w16sdtdh w16sdtfl w16du wp14">
+<w:endnotes xmlns:wpc="http://schemas.microsoft.com/office/word/2010/wordprocessingCanvas" xmlns:cx="http://schemas.microsoft.com/office/drawing/2014/chartex" xmlns:cx1="http://schemas.microsoft.com/office/drawing/2015/9/8/chartex" xmlns:cx2="http://schemas.microsoft.com/office/drawing/2015/10/21/chartex" xmlns:cx3="http://schemas.microsoft.com/office/drawing/2016/5/9/chartex" xmlns:cx4="http://schemas.microsoft.com/office/drawing/2016/5/10/chartex" xmlns:cx5="http://schemas.microsoft.com/office/drawing/2016/5/11/chartex" xmlns:cx6="http://schemas.microsoft.com/office/drawing/2016/5/12/chartex" xmlns:cx7="http://schemas.microsoft.com/office/drawing/2016/5/13/chartex" xmlns:cx8="http://schemas.microsoft.com/office/drawing/2016/5/14/chartex" xmlns:mc="http://schemas.openxmlformats.org/markup-compatibility/2006" xmlns:aink="http://schemas.microsoft.com/office/drawing/2016/ink" xmlns:am3d="http://schemas.microsoft.com/office/drawing/2017/model3d" xmlns:o="urn:schemas-microsoft-com:office:office" xmlns:oel="http://schemas.microsoft.com/office/2019/extlst" xmlns:r="http://schemas.openxmlformats.org/officeDocument/2006/relationships" xmlns:m="http://schemas.openxmlformats.org/officeDocument/2006/math" xmlns:v="urn:schemas-microsoft-com:vml" xmlns:wp14="http://schemas.microsoft.com/office/word/2010/wordprocessingDrawing" xmlns:wp="http://schemas.openxmlformats.org/drawingml/2006/wordprocessingDrawing" xmlns:w10="urn:schemas-microsoft-com:office:word" xmlns:w="http://schemas.openxmlformats.org/wordprocessingml/2006/main" xmlns:w14="http://schemas.microsoft.com/office/word/2010/wordml" xmlns:w15="http://schemas.microsoft.com/office/word/2012/wordml" xmlns:w16cex="http://schemas.microsoft.com/office/word/2018/wordml/cex" xmlns:w16cid="http://schemas.microsoft.com/office/word/2016/wordml/cid" xmlns:w16="http://schemas.microsoft.com/office/word/2018/wordml" xmlns:w16du="http://schemas.microsoft.com/office/word/2023/wordml/word16du" xmlns:w16sdtdh="http://schemas.microsoft.com/office/word/2020/wordml/sdtdatahash" xmlns:w16sdtfl="http://schemas.microsoft.com/office/word/2024/wordml/sdtformatlock" xmlns:w16se="http://schemas.microsoft.com/office/word/2015/wordml/symex" xmlns:wpg="http://schemas.microsoft.com/office/word/2010/wordprocessingGroup" xmlns:wpi="http://schemas.microsoft.com/office/word/2010/wordprocessingInk" xmlns:wne="http://schemas.microsoft.com/office/word/2006/wordml" xmlns:wps="http://schemas.microsoft.com/office/word/2010/wordprocessingShape" mc:Ignorable="w14 w15 w16se w16cid w16 w16cex w16sdtdh w16sdtfl w16du wp14">
   <w:endnote w:type="separator" w:id="-1">
     <w:p>
       <w:r>
@@ -3268,7 +3495,7 @@
 </file>
 
 <file path=word/footer1.xml><?xml version="1.0" encoding="utf-8"?>
-<w:ftr xmlns:wpc="http://schemas.microsoft.com/office/word/2010/wordprocessingCanvas" xmlns:cx="http://schemas.microsoft.com/office/drawing/2014/chartex" xmlns:cx1="http://schemas.microsoft.com/office/drawing/2015/9/8/chartex" xmlns:cx2="http://schemas.microsoft.com/office/drawing/2015/10/21/chartex" xmlns:cx3="http://schemas.microsoft.com/office/drawing/2016/5/9/chartex" xmlns:cx4="http://schemas.microsoft.com/office/drawing/2016/5/10/chartex" xmlns:cx5="http://schemas.microsoft.com/office/drawing/2016/5/11/chartex" xmlns:cx6="http://schemas.microsoft.com/office/drawing/2016/5/12/chartex" xmlns:cx7="http://schemas.microsoft.com/office/drawing/2016/5/13/chartex" xmlns:cx8="http://schemas.microsoft.com/office/drawing/2016/5/14/chartex" xmlns:mc="http://schemas.openxmlformats.org/markup-compatibility/2006" xmlns:m="http://schemas.openxmlformats.org/officeDocument/2006/math" xmlns:aink="http://schemas.microsoft.com/office/drawing/2016/ink" xmlns:am3d="http://schemas.microsoft.com/office/drawing/2017/model3d" xmlns:oel="http://schemas.microsoft.com/office/2019/extlst" xmlns:r="http://schemas.openxmlformats.org/officeDocument/2006/relationships" xmlns:wp14="http://schemas.microsoft.com/office/word/2010/wordprocessingDrawing" xmlns:wp="http://schemas.openxmlformats.org/drawingml/2006/wordprocessingDrawing" xmlns:wpg="http://schemas.microsoft.com/office/word/2010/wordprocessingGroup" xmlns:wpi="http://schemas.microsoft.com/office/word/2010/wordprocessingInk" xmlns:wps="http://schemas.microsoft.com/office/word/2010/wordprocessingShape" xmlns:o="urn:schemas-microsoft-com:office:office" xmlns:v="urn:schemas-microsoft-com:vml" xmlns:w10="urn:schemas-microsoft-com:office:word" xmlns:w="http://schemas.openxmlformats.org/wordprocessingml/2006/main" xmlns:w14="http://schemas.microsoft.com/office/word/2010/wordml" xmlns:w15="http://schemas.microsoft.com/office/word/2012/wordml" xmlns:w16cei="http://schemas.microsoft.com/office/word/2026/wordml/cei" xmlns:w16cex="http://schemas.microsoft.com/office/word/2018/wordml/cex" xmlns:w16cid="http://schemas.microsoft.com/office/word/2016/wordml/cid" xmlns:w16="http://schemas.microsoft.com/office/word/2018/wordml" xmlns:w16sdtdh="http://schemas.microsoft.com/office/word/2020/wordml/sdtdatahash" xmlns:w16sdtfl="http://schemas.microsoft.com/office/word/2024/wordml/sdtformatlock" xmlns:w16se="http://schemas.microsoft.com/office/word/2015/wordml/symex" xmlns:w16du="http://schemas.microsoft.com/office/word/2023/wordml/word16du" xmlns:wne="http://schemas.microsoft.com/office/word/2006/wordml" mc:Ignorable="w14 w15 w16se w16cid w16 w16cex w16sdtdh w16sdtfl w16du wp14">
+<w:ftr xmlns:wpc="http://schemas.microsoft.com/office/word/2010/wordprocessingCanvas" xmlns:cx="http://schemas.microsoft.com/office/drawing/2014/chartex" xmlns:cx1="http://schemas.microsoft.com/office/drawing/2015/9/8/chartex" xmlns:cx2="http://schemas.microsoft.com/office/drawing/2015/10/21/chartex" xmlns:cx3="http://schemas.microsoft.com/office/drawing/2016/5/9/chartex" xmlns:cx4="http://schemas.microsoft.com/office/drawing/2016/5/10/chartex" xmlns:cx5="http://schemas.microsoft.com/office/drawing/2016/5/11/chartex" xmlns:cx6="http://schemas.microsoft.com/office/drawing/2016/5/12/chartex" xmlns:cx7="http://schemas.microsoft.com/office/drawing/2016/5/13/chartex" xmlns:cx8="http://schemas.microsoft.com/office/drawing/2016/5/14/chartex" xmlns:mc="http://schemas.openxmlformats.org/markup-compatibility/2006" xmlns:aink="http://schemas.microsoft.com/office/drawing/2016/ink" xmlns:am3d="http://schemas.microsoft.com/office/drawing/2017/model3d" xmlns:o="urn:schemas-microsoft-com:office:office" xmlns:oel="http://schemas.microsoft.com/office/2019/extlst" xmlns:r="http://schemas.openxmlformats.org/officeDocument/2006/relationships" xmlns:m="http://schemas.openxmlformats.org/officeDocument/2006/math" xmlns:v="urn:schemas-microsoft-com:vml" xmlns:wp14="http://schemas.microsoft.com/office/word/2010/wordprocessingDrawing" xmlns:wp="http://schemas.openxmlformats.org/drawingml/2006/wordprocessingDrawing" xmlns:w10="urn:schemas-microsoft-com:office:word" xmlns:w="http://schemas.openxmlformats.org/wordprocessingml/2006/main" xmlns:w14="http://schemas.microsoft.com/office/word/2010/wordml" xmlns:w15="http://schemas.microsoft.com/office/word/2012/wordml" xmlns:w16cex="http://schemas.microsoft.com/office/word/2018/wordml/cex" xmlns:w16cid="http://schemas.microsoft.com/office/word/2016/wordml/cid" xmlns:w16="http://schemas.microsoft.com/office/word/2018/wordml" xmlns:w16du="http://schemas.microsoft.com/office/word/2023/wordml/word16du" xmlns:w16sdtdh="http://schemas.microsoft.com/office/word/2020/wordml/sdtdatahash" xmlns:w16sdtfl="http://schemas.microsoft.com/office/word/2024/wordml/sdtformatlock" xmlns:w16se="http://schemas.microsoft.com/office/word/2015/wordml/symex" xmlns:wpg="http://schemas.microsoft.com/office/word/2010/wordprocessingGroup" xmlns:wpi="http://schemas.microsoft.com/office/word/2010/wordprocessingInk" xmlns:wne="http://schemas.microsoft.com/office/word/2006/wordml" xmlns:wps="http://schemas.microsoft.com/office/word/2010/wordprocessingShape" mc:Ignorable="w14 w15 w16se w16cid w16 w16cex w16sdtdh w16sdtfl w16du wp14">
   <w:p>
     <w:pPr>
       <w:pStyle w:val="Footer"/>
@@ -3419,7 +3646,7 @@
 </file>
 
 <file path=word/footnotes.xml><?xml version="1.0" encoding="utf-8"?>
-<w:footnotes xmlns:wpc="http://schemas.microsoft.com/office/word/2010/wordprocessingCanvas" xmlns:cx="http://schemas.microsoft.com/office/drawing/2014/chartex" xmlns:cx1="http://schemas.microsoft.com/office/drawing/2015/9/8/chartex" xmlns:cx2="http://schemas.microsoft.com/office/drawing/2015/10/21/chartex" xmlns:cx3="http://schemas.microsoft.com/office/drawing/2016/5/9/chartex" xmlns:cx4="http://schemas.microsoft.com/office/drawing/2016/5/10/chartex" xmlns:cx5="http://schemas.microsoft.com/office/drawing/2016/5/11/chartex" xmlns:cx6="http://schemas.microsoft.com/office/drawing/2016/5/12/chartex" xmlns:cx7="http://schemas.microsoft.com/office/drawing/2016/5/13/chartex" xmlns:cx8="http://schemas.microsoft.com/office/drawing/2016/5/14/chartex" xmlns:mc="http://schemas.openxmlformats.org/markup-compatibility/2006" xmlns:m="http://schemas.openxmlformats.org/officeDocument/2006/math" xmlns:aink="http://schemas.microsoft.com/office/drawing/2016/ink" xmlns:am3d="http://schemas.microsoft.com/office/drawing/2017/model3d" xmlns:oel="http://schemas.microsoft.com/office/2019/extlst" xmlns:r="http://schemas.openxmlformats.org/officeDocument/2006/relationships" xmlns:wp14="http://schemas.microsoft.com/office/word/2010/wordprocessingDrawing" xmlns:wp="http://schemas.openxmlformats.org/drawingml/2006/wordprocessingDrawing" xmlns:wpg="http://schemas.microsoft.com/office/word/2010/wordprocessingGroup" xmlns:wpi="http://schemas.microsoft.com/office/word/2010/wordprocessingInk" xmlns:wps="http://schemas.microsoft.com/office/word/2010/wordprocessingShape" xmlns:o="urn:schemas-microsoft-com:office:office" xmlns:v="urn:schemas-microsoft-com:vml" xmlns:w10="urn:schemas-microsoft-com:office:word" xmlns:w="http://schemas.openxmlformats.org/wordprocessingml/2006/main" xmlns:w14="http://schemas.microsoft.com/office/word/2010/wordml" xmlns:w15="http://schemas.microsoft.com/office/word/2012/wordml" xmlns:w16cei="http://schemas.microsoft.com/office/word/2026/wordml/cei" xmlns:w16cex="http://schemas.microsoft.com/office/word/2018/wordml/cex" xmlns:w16cid="http://schemas.microsoft.com/office/word/2016/wordml/cid" xmlns:w16="http://schemas.microsoft.com/office/word/2018/wordml" xmlns:w16sdtdh="http://schemas.microsoft.com/office/word/2020/wordml/sdtdatahash" xmlns:w16sdtfl="http://schemas.microsoft.com/office/word/2024/wordml/sdtformatlock" xmlns:w16se="http://schemas.microsoft.com/office/word/2015/wordml/symex" xmlns:w16du="http://schemas.microsoft.com/office/word/2023/wordml/word16du" xmlns:wne="http://schemas.microsoft.com/office/word/2006/wordml" mc:Ignorable="w14 w15 w16se w16cid w16 w16cex w16sdtdh w16sdtfl w16du wp14">
+<w:footnotes xmlns:wpc="http://schemas.microsoft.com/office/word/2010/wordprocessingCanvas" xmlns:cx="http://schemas.microsoft.com/office/drawing/2014/chartex" xmlns:cx1="http://schemas.microsoft.com/office/drawing/2015/9/8/chartex" xmlns:cx2="http://schemas.microsoft.com/office/drawing/2015/10/21/chartex" xmlns:cx3="http://schemas.microsoft.com/office/drawing/2016/5/9/chartex" xmlns:cx4="http://schemas.microsoft.com/office/drawing/2016/5/10/chartex" xmlns:cx5="http://schemas.microsoft.com/office/drawing/2016/5/11/chartex" xmlns:cx6="http://schemas.microsoft.com/office/drawing/2016/5/12/chartex" xmlns:cx7="http://schemas.microsoft.com/office/drawing/2016/5/13/chartex" xmlns:cx8="http://schemas.microsoft.com/office/drawing/2016/5/14/chartex" xmlns:mc="http://schemas.openxmlformats.org/markup-compatibility/2006" xmlns:aink="http://schemas.microsoft.com/office/drawing/2016/ink" xmlns:am3d="http://schemas.microsoft.com/office/drawing/2017/model3d" xmlns:o="urn:schemas-microsoft-com:office:office" xmlns:oel="http://schemas.microsoft.com/office/2019/extlst" xmlns:r="http://schemas.openxmlformats.org/officeDocument/2006/relationships" xmlns:m="http://schemas.openxmlformats.org/officeDocument/2006/math" xmlns:v="urn:schemas-microsoft-com:vml" xmlns:wp14="http://schemas.microsoft.com/office/word/2010/wordprocessingDrawing" xmlns:wp="http://schemas.openxmlformats.org/drawingml/2006/wordprocessingDrawing" xmlns:w10="urn:schemas-microsoft-com:office:word" xmlns:w="http://schemas.openxmlformats.org/wordprocessingml/2006/main" xmlns:w14="http://schemas.microsoft.com/office/word/2010/wordml" xmlns:w15="http://schemas.microsoft.com/office/word/2012/wordml" xmlns:w16cex="http://schemas.microsoft.com/office/word/2018/wordml/cex" xmlns:w16cid="http://schemas.microsoft.com/office/word/2016/wordml/cid" xmlns:w16="http://schemas.microsoft.com/office/word/2018/wordml" xmlns:w16du="http://schemas.microsoft.com/office/word/2023/wordml/word16du" xmlns:w16sdtdh="http://schemas.microsoft.com/office/word/2020/wordml/sdtdatahash" xmlns:w16sdtfl="http://schemas.microsoft.com/office/word/2024/wordml/sdtformatlock" xmlns:w16se="http://schemas.microsoft.com/office/word/2015/wordml/symex" xmlns:wpg="http://schemas.microsoft.com/office/word/2010/wordprocessingGroup" xmlns:wpi="http://schemas.microsoft.com/office/word/2010/wordprocessingInk" xmlns:wne="http://schemas.microsoft.com/office/word/2006/wordml" xmlns:wps="http://schemas.microsoft.com/office/word/2010/wordprocessingShape" mc:Ignorable="w14 w15 w16se w16cid w16 w16cex w16sdtdh w16sdtfl w16du wp14">
   <w:footnote w:type="separator" w:id="-1">
     <w:p>
       <w:r>
@@ -3438,7 +3665,7 @@
 </file>
 
 <file path=word/numbering.xml><?xml version="1.0" encoding="utf-8"?>
-<w:numbering xmlns:wpc="http://schemas.microsoft.com/office/word/2010/wordprocessingCanvas" xmlns:cx="http://schemas.microsoft.com/office/drawing/2014/chartex" xmlns:cx1="http://schemas.microsoft.com/office/drawing/2015/9/8/chartex" xmlns:cx2="http://schemas.microsoft.com/office/drawing/2015/10/21/chartex" xmlns:cx3="http://schemas.microsoft.com/office/drawing/2016/5/9/chartex" xmlns:cx4="http://schemas.microsoft.com/office/drawing/2016/5/10/chartex" xmlns:cx5="http://schemas.microsoft.com/office/drawing/2016/5/11/chartex" xmlns:cx6="http://schemas.microsoft.com/office/drawing/2016/5/12/chartex" xmlns:cx7="http://schemas.microsoft.com/office/drawing/2016/5/13/chartex" xmlns:cx8="http://schemas.microsoft.com/office/drawing/2016/5/14/chartex" xmlns:mc="http://schemas.openxmlformats.org/markup-compatibility/2006" xmlns:m="http://schemas.openxmlformats.org/officeDocument/2006/math" xmlns:aink="http://schemas.microsoft.com/office/drawing/2016/ink" xmlns:am3d="http://schemas.microsoft.com/office/drawing/2017/model3d" xmlns:oel="http://schemas.microsoft.com/office/2019/extlst" xmlns:r="http://schemas.openxmlformats.org/officeDocument/2006/relationships" xmlns:wp14="http://schemas.microsoft.com/office/word/2010/wordprocessingDrawing" xmlns:wp="http://schemas.openxmlformats.org/drawingml/2006/wordprocessingDrawing" xmlns:wpg="http://schemas.microsoft.com/office/word/2010/wordprocessingGroup" xmlns:wpi="http://schemas.microsoft.com/office/word/2010/wordprocessingInk" xmlns:wps="http://schemas.microsoft.com/office/word/2010/wordprocessingShape" xmlns:o="urn:schemas-microsoft-com:office:office" xmlns:v="urn:schemas-microsoft-com:vml" xmlns:w10="urn:schemas-microsoft-com:office:word" xmlns:w="http://schemas.openxmlformats.org/wordprocessingml/2006/main" xmlns:w14="http://schemas.microsoft.com/office/word/2010/wordml" xmlns:w15="http://schemas.microsoft.com/office/word/2012/wordml" xmlns:w16cei="http://schemas.microsoft.com/office/word/2026/wordml/cei" xmlns:w16cex="http://schemas.microsoft.com/office/word/2018/wordml/cex" xmlns:w16cid="http://schemas.microsoft.com/office/word/2016/wordml/cid" xmlns:w16="http://schemas.microsoft.com/office/word/2018/wordml" xmlns:w16sdtdh="http://schemas.microsoft.com/office/word/2020/wordml/sdtdatahash" xmlns:w16sdtfl="http://schemas.microsoft.com/office/word/2024/wordml/sdtformatlock" xmlns:w16se="http://schemas.microsoft.com/office/word/2015/wordml/symex" xmlns:w16du="http://schemas.microsoft.com/office/word/2023/wordml/word16du" xmlns:wne="http://schemas.microsoft.com/office/word/2006/wordml" mc:Ignorable="w14 w15 w16se w16cid w16 w16cex w16sdtdh w16sdtfl w16du wp14">
+<w:numbering xmlns:wpc="http://schemas.microsoft.com/office/word/2010/wordprocessingCanvas" xmlns:cx="http://schemas.microsoft.com/office/drawing/2014/chartex" xmlns:cx1="http://schemas.microsoft.com/office/drawing/2015/9/8/chartex" xmlns:cx2="http://schemas.microsoft.com/office/drawing/2015/10/21/chartex" xmlns:cx3="http://schemas.microsoft.com/office/drawing/2016/5/9/chartex" xmlns:cx4="http://schemas.microsoft.com/office/drawing/2016/5/10/chartex" xmlns:cx5="http://schemas.microsoft.com/office/drawing/2016/5/11/chartex" xmlns:cx6="http://schemas.microsoft.com/office/drawing/2016/5/12/chartex" xmlns:cx7="http://schemas.microsoft.com/office/drawing/2016/5/13/chartex" xmlns:cx8="http://schemas.microsoft.com/office/drawing/2016/5/14/chartex" xmlns:mc="http://schemas.openxmlformats.org/markup-compatibility/2006" xmlns:aink="http://schemas.microsoft.com/office/drawing/2016/ink" xmlns:am3d="http://schemas.microsoft.com/office/drawing/2017/model3d" xmlns:o="urn:schemas-microsoft-com:office:office" xmlns:oel="http://schemas.microsoft.com/office/2019/extlst" xmlns:r="http://schemas.openxmlformats.org/officeDocument/2006/relationships" xmlns:m="http://schemas.openxmlformats.org/officeDocument/2006/math" xmlns:v="urn:schemas-microsoft-com:vml" xmlns:wp14="http://schemas.microsoft.com/office/word/2010/wordprocessingDrawing" xmlns:wp="http://schemas.openxmlformats.org/drawingml/2006/wordprocessingDrawing" xmlns:w10="urn:schemas-microsoft-com:office:word" xmlns:w="http://schemas.openxmlformats.org/wordprocessingml/2006/main" xmlns:w14="http://schemas.microsoft.com/office/word/2010/wordml" xmlns:w15="http://schemas.microsoft.com/office/word/2012/wordml" xmlns:w16cex="http://schemas.microsoft.com/office/word/2018/wordml/cex" xmlns:w16cid="http://schemas.microsoft.com/office/word/2016/wordml/cid" xmlns:w16="http://schemas.microsoft.com/office/word/2018/wordml" xmlns:w16du="http://schemas.microsoft.com/office/word/2023/wordml/word16du" xmlns:w16sdtdh="http://schemas.microsoft.com/office/word/2020/wordml/sdtdatahash" xmlns:w16sdtfl="http://schemas.microsoft.com/office/word/2024/wordml/sdtformatlock" xmlns:w16se="http://schemas.microsoft.com/office/word/2015/wordml/symex" xmlns:wpg="http://schemas.microsoft.com/office/word/2010/wordprocessingGroup" xmlns:wpi="http://schemas.microsoft.com/office/word/2010/wordprocessingInk" xmlns:wne="http://schemas.microsoft.com/office/word/2006/wordml" xmlns:wps="http://schemas.microsoft.com/office/word/2010/wordprocessingShape" mc:Ignorable="w14 w15 w16se w16cid w16 w16cex w16sdtdh w16sdtfl w16du wp14">
   <w:abstractNum w:abstractNumId="0" w15:restartNumberingAfterBreak="0">
     <w:nsid w:val="FFFFFF1D"/>
     <w:multiLevelType w:val="multilevel"/>
@@ -5920,7 +6147,7 @@
 </file>
 
 <file path=word/styles.xml><?xml version="1.0" encoding="utf-8"?>
-<w:styles xmlns:mc="http://schemas.openxmlformats.org/markup-compatibility/2006" xmlns:r="http://schemas.openxmlformats.org/officeDocument/2006/relationships" xmlns:w="http://schemas.openxmlformats.org/wordprocessingml/2006/main" xmlns:w14="http://schemas.microsoft.com/office/word/2010/wordml" xmlns:w15="http://schemas.microsoft.com/office/word/2012/wordml" xmlns:w16cex="http://schemas.microsoft.com/office/word/2018/wordml/cex" xmlns:w16cid="http://schemas.microsoft.com/office/word/2016/wordml/cid" xmlns:w16="http://schemas.microsoft.com/office/word/2018/wordml" xmlns:w16sdtdh="http://schemas.microsoft.com/office/word/2020/wordml/sdtdatahash" xmlns:w16sdtfl="http://schemas.microsoft.com/office/word/2024/wordml/sdtformatlock" xmlns:w16se="http://schemas.microsoft.com/office/word/2015/wordml/symex" xmlns:w16du="http://schemas.microsoft.com/office/word/2023/wordml/word16du" mc:Ignorable="w14 w15 w16se w16cid w16 w16cex w16sdtdh w16sdtfl w16du">
+<w:styles xmlns:mc="http://schemas.openxmlformats.org/markup-compatibility/2006" xmlns:r="http://schemas.openxmlformats.org/officeDocument/2006/relationships" xmlns:w="http://schemas.openxmlformats.org/wordprocessingml/2006/main" xmlns:w14="http://schemas.microsoft.com/office/word/2010/wordml" xmlns:w15="http://schemas.microsoft.com/office/word/2012/wordml" xmlns:w16cex="http://schemas.microsoft.com/office/word/2018/wordml/cex" xmlns:w16cid="http://schemas.microsoft.com/office/word/2016/wordml/cid" xmlns:w16="http://schemas.microsoft.com/office/word/2018/wordml" xmlns:w16du="http://schemas.microsoft.com/office/word/2023/wordml/word16du" xmlns:w16sdtdh="http://schemas.microsoft.com/office/word/2020/wordml/sdtdatahash" xmlns:w16sdtfl="http://schemas.microsoft.com/office/word/2024/wordml/sdtformatlock" xmlns:w16se="http://schemas.microsoft.com/office/word/2015/wordml/symex" mc:Ignorable="w14 w15 w16se w16cid w16 w16cex w16sdtdh w16sdtfl w16du">
   <w:docDefaults>
     <w:rPrDefault>
       <w:rPr>
@@ -6276,7 +6503,6 @@
   <w:style w:type="character" w:default="1" w:styleId="DefaultParagraphFont">
     <w:name w:val="Default Paragraph Font"/>
     <w:uiPriority w:val="1"/>
-    <w:semiHidden/>
     <w:unhideWhenUsed/>
   </w:style>
   <w:style w:type="table" w:default="1" w:styleId="TableNormal">
